--- a/docs/reservations-samples/clever.docx
+++ b/docs/reservations-samples/clever.docx
@@ -587,7 +587,7 @@
         <w:rPr>
           <w:rtl/>
         </w:rPr>
-        <w:t>משפחה: תוספת לפועל (48 אפשריות)</w:t>
+        <w:t>משפחה: תוספת לפועל (49 אפשריות)</w:t>
       </w:r>
     </w:p>
     <w:p>
